--- a/example_articles/race_ethnicity/American Indian or Alaska Native/3.race_ethnicity_American Indian or Alaska Native_New_York_Times.docx
+++ b/example_articles/race_ethnicity/American Indian or Alaska Native/3.race_ethnicity_American Indian or Alaska Native_New_York_Times.docx
@@ -7,7 +7,7 @@
         <w:pStyle w:val="Heading1"/>
       </w:pPr>
       <w:r>
-        <w:t>How Would You Like That Beef?</w:t>
+        <w:t>Three Loners on a Road Leading to One Another; Movie Review | 'The Yellow Handkerchief'</w:t>
       </w:r>
     </w:p>
     <w:p>
@@ -17,22 +17,22 @@
     </w:p>
     <w:p>
       <w:r>
-        <w:t>Date: 2019-02-22</w:t>
+        <w:t>Date: 2010-02-25</w:t>
       </w:r>
     </w:p>
     <w:p>
       <w:r>
-        <w:t>Section: Section C; Column 0; Movies, Performing Arts/Weekend Desk; Pg. 1</w:t>
+        <w:t>Section: MOVIES</w:t>
       </w:r>
     </w:p>
     <w:p>
       <w:r>
-        <w:t>Source file: NYT/22.DOCX</w:t>
+        <w:t>Source file: NYT/33.DOCX</w:t>
       </w:r>
     </w:p>
     <w:p>
       <w:r>
-        <w:t>Raw race ethnicity result, 'race_ethnicity': American Indian or Alaska Native</w:t>
+        <w:t>Raw race ethnicity result, 'race_ethnicity': American Indian (partly)</w:t>
       </w:r>
     </w:p>
     <w:p>
@@ -49,84 +49,37 @@
     </w:p>
     <w:p>
       <w:r>
-        <w:t>We have gathered here today to discuss not the artistic merits of this year's Academy Award nominees for best picture (that's this way), but the controversies, firestorms and outright debacles that cling to them like dog hair to a dropped Tootsie Pop.</w:t>
+        <w:t>The adage that you can't make a silk purse out of a sow's ear certainly applies as much to actors and the roles they inhabit as it does to the materials used in making accessories. In "The Yellow Handkerchief," the gifted            William Hurt, who specializes in playing high-strung, upscale neurotics, brings his formidable skills to the character of Brett, an itinerant oil rigger with a criminal record who, as the story begins, is released from a Louisiana prison after serving six years for manslaughter. The circumstances of the crime are only revealed in a flashback late in the film.</w:t>
         <w:br/>
-        <w:t xml:space="preserve">Conveniently (and infallibly) labeled for the conscientious consumer, this is your guide to Oscar beef -- from extra spicy to mild. </w:t>
+        <w:t>Mr. Hurt adopts a Kentucky accent for the role, and in certain shots his face reveals the flinty exterior of a hard-bitten Southern loner with low expectations who has endured some very tough times. But if Mr. Hurt gives a meticulously detailed performance, he is still so innately refined that Brett never quite registers as an authentic blue-collar type, either vocally or in his body language. Ultimately, men like Brett are just not in Mr. Hurt's DNA, and you are left with the impression of observing a silk purse artfully (but only partially) disguised as a sow's ear.</w:t>
         <w:br/>
-        <w:t xml:space="preserve">  'Bohemian Rhapsody'</w:t>
+        <w:t xml:space="preserve">"The Yellow Handkerchief," adapted from an early-1970s story by Pete Hamill and moved to Louisiana bayou country in 2007, is directed by Udayan Prasad, best known for his 1997 film, "My Son the Fanatic." In "The Yellow Handkerchief" Brett, newly released from prison, encounters two volatile, insecure teenagers, Gordy (Eddie Redmayne) and Martine (           Kristen Stewart), who have themselves just met for the first time, at a convenience store. Almost by accident, Brett, Martine and Gordy end up taking a roundabout trip together to New Orleans in Gordy's beat-up blue convertible. </w:t>
         <w:br/>
-        <w:t xml:space="preserve">  The debate: The long-awaited (some say cursed) Queen biopic is a surprise international smash. Given all the good will toward the band, and Rami Malek, who plays Freddie Mercury, that might have been enough to make it a populist cause célèbre, despite middling reviews from critics. But trouble started before the movie even wrapped.</w:t>
+        <w:t xml:space="preserve">Wending their way through a rural Louisiana populated with alligators and snakes and pocked with the evidence of Hurricane Katrina's devastation, these three wary, defensive strangers gradually warm to one another in between their emotional scuffles. As they stop at one scraggly site after another, the settings, at once lush and desolate, and sensitively photographed by Chris Menges, reflect their psychological ups and downs. </w:t>
         <w:br/>
-        <w:t xml:space="preserve">  With two weeks of filming left to go, the director Bryan Singer was fired for what the studio said were unexplained absences. Later, a man filed a lawsuit accusing Singer of sexually assaulting him at a yacht party in 2003. (Singer denied the allegations.) And, in January, The Atlantic published the accounts of four others who said Singer had sex with them when they were underage. The director called the article a ''homophobic smear piece,'' but in response Bafta removed Singer as a nominee, and GLAAD rescinded a nomination for the film.</w:t>
+        <w:t xml:space="preserve">The movie is a four-character study, the fourth person being Brett's former wife, May (Maria Bello), a low-end boat saleswoman, who is introduced in flashbacks as Brett's story leaks out of him bit by bit. Although the movie barely sketches its characters' backgrounds in Erin Dignam's elliptical screenplay, in little bursts of confession we learn that the mechanically adept Gordy is at least partly American Indian and feels he belongs nowhere. Because Mr. Redmayne is English, attended Eton and often plays aristocrats (he was his mother's sexually ambiguous incest victim in            "Savage Grace"), he is as far away from the geeky Southern loner he portrays in "The Yellow Handkerchief" as Mr. Hurt is from an oil rigger. </w:t>
         <w:br/>
-        <w:t xml:space="preserve">  Malek and the film's producers have pointedly distanced themselves from Singer in speeches and interviews. But the director is still officially credited in ''Rhapsody'' (owing to union rules) and stands to earn as much as $40 million for his work on the film, according to The Hollywood Reporter.</w:t>
+        <w:t xml:space="preserve">Ms. Stewart's Martine is a sullen, working-class version of her character, Bella, in the "Twilight" movies. Defiant and needy with a complex love-hate relationship with her father, who is never seen in the film, she steadily gravitates toward Brett as a parental figure. Brett rewards her trust by imparting his hard-won practical wisdom when she needs it most. </w:t>
         <w:br/>
-        <w:t xml:space="preserve">  How hot is this beef? Extra spicy. Even if you love ''Rhapsody,'' the Singer allegations give pause.</w:t>
+        <w:t>Martine and Gordy get off to a bad start, when he cajoles her to give him a friendly kiss that he pushes much too far, too fast. The same happens early in Brett's relationship with May, when Brett mistakes her physical affection for lust and crudely gropes her.</w:t>
         <w:br/>
-        <w:t xml:space="preserve">  'Green Book'</w:t>
+        <w:t xml:space="preserve">More than anything, "The Yellow Handkerchief" is about how people read or misread each other's signals. At various points Brett and May profess to be able to see each other's histories in their faces. But if they trust their intuitions enough to connect, the everyday misunderstandings that arise threaten to shatter that trust. </w:t>
         <w:br/>
-        <w:t xml:space="preserve">  The debate: Few movies in contention this year have been as divisive as ''Green Book,'' the earnest, civil rights-era, interracial buddy film directed by Peter Farrelly.</w:t>
+        <w:t xml:space="preserve">In its final 20 minutes "The Yellow Handkerchief" makes a mawkish leap of faith. Demonstrating how much it likes its characters, the movie makes a mad dash toward a happy ending. Even if you can't follow it over the rainbow, part of you wants to believe in the pot of gold on the other side. </w:t>
         <w:br/>
-        <w:t xml:space="preserve">  The film is based on the true story of a black pianist (Don Shirley, played by Mahershala Ali) who hired a white driver and bodyguard (Tony Vallelonga, played by Viggo Mortensen) to chauffeur him on a tour across the Deep South in 1962.</w:t>
+        <w:t>"The Yellow Handkerchief" is rated PG-13. (Parents strongly cautioned.) It has sexual content, mild violence and some strong language.</w:t>
         <w:br/>
-        <w:t xml:space="preserve">  Some controversies surrounding the movie involved cast or crew missteps: Mortensen used a racial epithet in a Q. and A., then issued an apology. Farrelly's history of jokingly exposing himself on set resurfaced, and he also issued an apology. And a story about an anti-Muslim tweet from the screenwriter Nick Vallelonga (son of the driver) led him to issue an apology.</w:t>
+        <w:t>THE YELLOW HANDKERCHIEF</w:t>
         <w:br/>
-        <w:t xml:space="preserve">  But there are larger criticisms of the movie. Many have argued that its simplified, feel-good message distorts history. And that was before members of Shirley's family publicly condemned the film, calling it ''a symphony of lies.''</w:t>
+        <w:t xml:space="preserve">Opens on Friday  in Manhattan. </w:t>
         <w:br/>
-        <w:t xml:space="preserve">  Nick Vallelonga has said that he based his story on conversations with Shirley himself.</w:t>
+        <w:t xml:space="preserve">Directed by Udayan Prasad; written by Erin Dignam; director of photography, Chris Menges; edited by Christopher Tellefsen; music by Eef Barzelay and Jack Livesey; production designer, Monroe Kelly; produced by Arthur Cohn; released by Samuel Goldwyn Films. Running time: 1 hour 36 minutes. </w:t>
         <w:br/>
-        <w:t xml:space="preserve">  How hot is this beef? Extra spicy. A recent spike in hate crimes and the concerns of African-American audiences have justifiably raised the bar for films about racial reconciliation in America. ''Green Book'' may not have the gears to clear it.</w:t>
+        <w:t xml:space="preserve">WITH: William Hurt (Brett),            Maria Bello (May),            Kristen Stewart (Martine) and Eddie Redmayne (Gordy). </w:t>
         <w:br/>
-        <w:t xml:space="preserve">  'Vice'</w:t>
+        <w:t>PHOTO: William Hurt, left, Kristen Stewart and Eddie Redmayne drive through rural Louisiana in "The Yellow Handkerchief." (PHOTOGRAPH BY ERIC LEE/SAMUEL GOLDWYN FILMS)</w:t>
         <w:br/>
-        <w:t xml:space="preserve">  The debate: With this madcap, stylistically varied portrait of Dick Cheney and the world he made, Adam McKay hoped to repeat the magic trick he pulled off with ''The Big Short'': turning convoluted recent history into fun and informative popcorn fare. This time, though, some critics have tagged McKay's version of events as both vacuous and paternalistic, suggesting that the director was out of his depth. A pair of fourth-wall-breaking post-credits sequences, in which the viewing audience is implicated directly, didn't help.</w:t>
-        <w:br/>
-        <w:t xml:space="preserve">  How hot is this beef? Medium. Unless Amy Adams (nominated for her performance as Lynne Cheney) is snubbed, then call 911.</w:t>
-        <w:br/>
-        <w:t xml:space="preserve">  'BlacKkKlansman'</w:t>
-        <w:br/>
-        <w:t xml:space="preserve">  The debate: Spike Lee is finally getting a victory lap thanks to the box office and critical success of this film, about a black police officer who infiltrated the Ku Klux Klan in the 1970s. ''BlacKkKlansman'' is nominated for six Oscars, including best director, the first time Lee has been honored in that category. But some observers, including Boots Riley, the director of ''Sorry to Bother You,'' have noted that the film takes more than a few liberties with the historical record, and accused Lee of ginning up a false, feel-good story about a police department on the right side of history. Lee has defended himself by pointing to his long track record on civil rights and suggesting that he shouldn't be expected to be critical of all police all of the time. ''Black people are not a monolithic group,'' he told The Times of London.</w:t>
-        <w:br/>
-        <w:t xml:space="preserve">  How hot is this beef? Medium. But what fun would a Spike Lee Joint be without anything to argue about?</w:t>
-        <w:br/>
-        <w:t xml:space="preserve">  'Roma'</w:t>
-        <w:br/>
-        <w:t xml:space="preserve">  The debate: The director Alfonso Cuarón's love letter to the Mexico City neighborhood where he grew up, and the women who raised him, has swept up 10 nominations. Its star, Yalitza Aparicio, is the first Indigenous Mexican woman to be nominated for best actress. But some have criticized Aparicio's character, Cleo, a working-class Indigenous nanny based on Cuarón's childhood caregiver, as thinly drawn and lacking in agency. Did Cuarón, who is white and grew up well-off, overreach in telling her story?</w:t>
-        <w:br/>
-        <w:t xml:space="preserve">  ''Roma'' is also the first Netflix original film to receive a best picture nomination. That has stirred the anxiety of movie-theater loyalists, who in turn have annoyed everyone else by insisting that the film is best viewed on the big screen.</w:t>
-        <w:br/>
-        <w:t xml:space="preserve">  How hot is this beef? Mild. The question of Cleo's agency seems reasonably open to interpretation. And Liboria ''Libo'' Rodriguez, the real-life inspiration for the character, is a compelling advocate on the film's behalf.</w:t>
-        <w:br/>
-        <w:t xml:space="preserve">  'A Star Is Born'</w:t>
-        <w:br/>
-        <w:t xml:space="preserve">  The debate: Bradley Cooper and Lady Gaga's ode to authentic creative expression and the vocal benefits of gargling gravel once seemed like a crowd-pleasing no-brainer for an awards show famously obsessed with A-listers and the mythology of show business. But it lost steam early in the race. More than a few critics have pointed out its evidently shame-y views on the pleasures of both pop music and makeup; its portrayal of drag queens raised some eyebrows.</w:t>
-        <w:br/>
-        <w:t xml:space="preserve">  How hot is this beef? Mild. Are you happy in this modern world? Or do you need more? Compared with the other films on this list, Cooper's is still about as close to universally beloved as it gets in 2019 (even if Oscar voters were cold to the director himself).</w:t>
-        <w:br/>
-        <w:t xml:space="preserve">  'Black Panther'</w:t>
-        <w:br/>
-        <w:t xml:space="preserve">  The debate: What was that we were saying about universal love? Clearly, last year's highest-grossing movie domestically is more than within scratching distance of that claim, too. Ryan Coogler's Pan-African Marvel epic didn't need a ''popular film'' category to score plenty of recognition from Academy voters, including the first-ever best picture nomination for a superhero film. But some have wondered: Does the arrival of the Avengers and Co. to Hollywood's most exclusive club signal the end of civilization? What will become of the true cinema and all that gatekeepers and other Curators of Cinematic Kindred Spirits hold dear?</w:t>
-        <w:br/>
-        <w:t xml:space="preserve">  Critics of the politics of the film, which touches on messy questions about racial justice without ever really getting its hands dirty, have been more thoughtful.</w:t>
-        <w:br/>
-        <w:t xml:space="preserve">  How hot is this beef? Mild. Unless you hate children, who are the future.</w:t>
-        <w:br/>
-        <w:t xml:space="preserve">  'The Favourite'</w:t>
-        <w:br/>
-        <w:t xml:space="preserve">  The debate: This biting and bawdy period comedy from the acclaimed Greek director Yorgos Lanthimos tied with ''Roma'' for the most nominations this year at 10. Its story, based on the real-life palace intrigue involving Queen Anne and her female consorts, gleefully skewers the stuffy conventions of its genre, provoking some who have groused about its many anachronisms.</w:t>
-        <w:br/>
-        <w:t xml:space="preserve">  How hot is this beef? Mild. Don't cry for the crown.</w:t>
-        <w:br/>
-        <w:br/>
-        <w:t>https://www.nytimes.com/2019/02/21/movies/oscar-controversies.html</w:t>
-        <w:br/>
-        <w:br/>
-        <w:t>Graphic</w:t>
-        <w:br/>
-        <w:br/>
-        <w:t xml:space="preserve"> </w:t>
-        <w:br/>
-        <w:t>PHOTO: Christian Bale and Amy Adams as the Cheneys in ''Vice,'' a madcap, stylistically varied portrait of Dick Cheney and the world he made. (PHOTOGRAPH BY MATT KENNEDY/ANNAPURNA PICTURES) (C8)</w:t>
+        <w:t>How people read and misread signals.</w:t>
       </w:r>
     </w:p>
     <w:sectPr>

--- a/example_articles/race_ethnicity/American Indian or Alaska Native/3.race_ethnicity_American Indian or Alaska Native_New_York_Times.docx
+++ b/example_articles/race_ethnicity/American Indian or Alaska Native/3.race_ethnicity_American Indian or Alaska Native_New_York_Times.docx
@@ -32,7 +32,7 @@
     </w:p>
     <w:p>
       <w:r>
-        <w:t>Raw race ethnicity result, 'race_ethnicity': American Indian (partly)</w:t>
+        <w:t>Raw race ethnicity result, 'race_ethnicity': American Indian (partly) and White (implied)</w:t>
       </w:r>
     </w:p>
     <w:p>
